--- a/docs/files/f78_文雪_山东大学_比亚迪_计划专员-深圳（2027届）（生产供应链管理-支持中心）.docx
+++ b/docs/files/f78_文雪_山东大学_比亚迪_计划专员-深圳（2027届）（生产供应链管理-支持中心）.docx
@@ -1029,7 +1029,7 @@
                 <w:b w:val="0"/>
                 <w:sz w:val="21"/>
               </w:rPr>
-              <w:t>计划专员（生产供应链管理-支持中心）</w:t>
+              <w:t>计划专员</w:t>
             </w:r>
           </w:p>
         </w:tc>
@@ -8076,7 +8076,7 @@
                 <w:b w:val="0"/>
                 <w:sz w:val="21"/>
               </w:rPr>
-              <w:t>材料核验：经手200+份申报材料，用Excel搭分类台账并设三级校验，任职期间零差错</w:t>
+              <w:t>材料核验：收集并逐份核对200+份申报材料，用Excel搭分类台账并设三级校验，任职期间零差错</w:t>
             </w:r>
           </w:p>
           <w:p>
